--- a/documents/Akmal_Aref_CV_Unified_Formatted.docx
+++ b/documents/Akmal_Aref_CV_Unified_Formatted.docx
@@ -91,7 +91,7 @@
     <w:p>
       <w:pPr>
         <w:shd w:fill="1F4E5F" w:val="clear"/>
-        <w:spacing w:after="120"/>
+        <w:spacing w:after="60"/>
         <w:jc w:val="center"/>
       </w:pPr>
       <w:r>
@@ -104,6 +104,22 @@
           <w:szCs w:val="19"/>
         </w:rPr>
         <w:t xml:space="preserve">Immediately Available  |  Open to Relocation Worldwide (Visa Sponsorship) — Particular Interest in Europe</w:t>
+      </w:r>
+    </w:p>
+    <w:p>
+      <w:pPr>
+        <w:shd w:fill="1F4E5F" w:val="clear"/>
+        <w:spacing w:after="120"/>
+        <w:jc w:val="center"/>
+      </w:pPr>
+      <w:r>
+        <w:rPr>
+          <w:rFonts w:ascii="Calibri" w:cs="Calibri" w:eastAsia="Calibri" w:hAnsi="Calibri"/>
+          <w:color w:val="CFEAF0"/>
+          <w:sz w:val="18"/>
+          <w:szCs w:val="18"/>
+        </w:rPr>
+        <w:t xml:space="preserve">Portfolio: akmalaref.dev  (full CV versions &amp; certificates)</w:t>
       </w:r>
     </w:p>
     <w:p>
@@ -1936,7 +1952,26 @@
           <w:sz w:val="21"/>
           <w:szCs w:val="21"/>
         </w:rPr>
-        <w:t xml:space="preserve">Industrial Electronics Manufacturing (Summer Training) — Benha Electronics Factory (2011)</w:t>
+        <w:t xml:space="preserve">Industrial Electronics Manufacturing (Summer Training) — Benha Electronics Factory (2012)</w:t>
+      </w:r>
+    </w:p>
+    <w:p>
+      <w:pPr>
+        <w:pStyle w:val="ListParagraph"/>
+        <w:numPr>
+          <w:ilvl w:val="0"/>
+          <w:numId w:val="2"/>
+        </w:numPr>
+        <w:spacing w:after="80"/>
+      </w:pPr>
+      <w:r>
+        <w:rPr>
+          <w:rFonts w:ascii="Calibri" w:cs="Calibri" w:eastAsia="Calibri" w:hAnsi="Calibri"/>
+          <w:color w:val="222222"/>
+          <w:sz w:val="21"/>
+          <w:szCs w:val="21"/>
+        </w:rPr>
+        <w:t xml:space="preserve">International Computer Driving Licence (ICDL) — Ministry of Communications &amp; IT, Egypt (2012)</w:t>
       </w:r>
     </w:p>
     <w:p>

--- a/documents/Akmal_Aref_CV_Unified_Formatted.docx
+++ b/documents/Akmal_Aref_CV_Unified_Formatted.docx
@@ -1933,7 +1933,7 @@
           <w:sz w:val="21"/>
           <w:szCs w:val="21"/>
         </w:rPr>
-        <w:t xml:space="preserve">Schneider Electrical Distribution Systems — Egyptian Engineers Syndicate (2019)</w:t>
+        <w:t xml:space="preserve">Electrical Distribution Phase 1 (24 Hr) — Schneider Electric / Egyptian Syndicate of Engineers (Aug 2019)</w:t>
       </w:r>
     </w:p>
     <w:p>
